--- a/lab_02/reports/Рясной_Вариант_13_Лаб02.docx
+++ b/lab_02/reports/Рясной_Вариант_13_Лаб02.docx
@@ -5935,24 +5935,6 @@
           <w:sz w:val="22"/>
         </w:rPr>
         <w:t>9. Собственный паспорт ЛР01 варианта 13 от 24.09.2026, docs/input/lab01_passport.json. Среда и результаты карточки относятся к этому опыту.</w:t>
-      </w:r>
-    </w:p>
-    <w:p>
-      <w:pPr>
-        <w:keepNext w:val="0"/>
-        <w:widowControl/>
-        <w:spacing w:after="120" w:line="240" w:lineRule="auto"/>
-        <w:ind w:firstLine="432"/>
-        <w:jc w:val="both"/>
-      </w:pPr>
-      <w:r>
-        <w:rPr>
-          <w:rFonts w:ascii="Times New Roman" w:hAnsi="Times New Roman" w:eastAsia="Times New Roman"/>
-          <w:b w:val="0"/>
-          <w:color w:val="000000"/>
-          <w:sz w:val="22"/>
-        </w:rPr>
-        <w:t>ИИ-помощь: Codex использован для подготовки кода проверки, документации и отчёта, запуска команд и проверки оформления. Это не изменяет происхождение учебных скриптов и не является подтверждением лицензий вымышленных объектов.</w:t>
       </w:r>
     </w:p>
     <w:p>
